--- a/[1]Books/Last Resort.docx
+++ b/[1]Books/Last Resort.docx
@@ -293,7 +293,16 @@
           <w:szCs w:val="24"/>
           <w:highlight w:val="none"/>
         </w:rPr>
-        <w:t xml:space="preserve">-As shown in the transmission, their forces vastly surpass our own. They have the upper hand, but thankfully we still have a window of opportunity to retreat all of our Legions to relative safety. We must presume the worse, therefore I have decided to use our last resort.</w:t>
+        <w:t xml:space="preserve">-As shown in the</w:t>
+      </w:r>
+      <w:r>
+        <w:rPr>
+          <w:rFonts w:ascii="Calibri" w:hAnsi="Calibri" w:eastAsia="Calibri" w:cs="Calibri"/>
+          <w:sz w:val="24"/>
+          <w:szCs w:val="24"/>
+          <w:highlight w:val="none"/>
+        </w:rPr>
+        <w:t xml:space="preserve"> transmission, their forces vastly surpass our own. They have the upper hand, but thankfully we still have a window of opportunity to retreat all of our Legions to relative safety. We must presume the worse, therefore I have decided to use our last resort.</w:t>
       </w:r>
       <w:r>
         <w:rPr>
@@ -380,7 +389,16 @@
           <w:szCs w:val="24"/>
           <w:highlight w:val="none"/>
         </w:rPr>
-        <w:t xml:space="preserve">ful and can take down a few of their planets, but it will not be enough to take them all out. And then, how would we even deploy them within the enemy territory now? Their surprise attack has been blundered. They will surely take down anything that comes close.</w:t>
+        <w:t xml:space="preserve">ful a</w:t>
+      </w:r>
+      <w:r>
+        <w:rPr>
+          <w:rFonts w:ascii="Calibri" w:hAnsi="Calibri" w:eastAsia="Calibri" w:cs="Calibri"/>
+          <w:sz w:val="24"/>
+          <w:szCs w:val="24"/>
+          <w:highlight w:val="none"/>
+        </w:rPr>
+        <w:t xml:space="preserve">nd can take down a few of their planets, but it will not be enough to take them all out. And then, how would we even deploy them within the enemy territory now? Their surprise attack has been blundered. They will surely take down anything that comes close.</w:t>
       </w:r>
       <w:r>
         <w:rPr>
@@ -449,7 +467,16 @@
           <w:szCs w:val="24"/>
           <w:highlight w:val="none"/>
         </w:rPr>
-        <w:t xml:space="preserve"> planets. We are going to Supernova their Suns. A few very specific ones. Their Nebula will be scorched alive. I have already commanded our best spy vessels to infiltrate and deploy the warheads near their designated targets. If you do not make it out in time, you shall succumb as well.</w:t>
+        <w:t xml:space="preserve"> planets. We are going to Super</w:t>
+      </w:r>
+      <w:r>
+        <w:rPr>
+          <w:rFonts w:ascii="Calibri" w:hAnsi="Calibri" w:eastAsia="Calibri" w:cs="Calibri"/>
+          <w:sz w:val="24"/>
+          <w:szCs w:val="24"/>
+          <w:highlight w:val="none"/>
+        </w:rPr>
+        <w:t xml:space="preserve">nova their Suns. A few very specific ones. Their Nebula will be scorched alive. I have already commanded our best spy vessels to infiltrate and deploy the warheads near their designated targets. If you do not make it out in time, you shall succumb as well.</w:t>
       </w:r>
       <w:r>
         <w:rPr>
@@ -777,7 +804,7 @@
           <w:szCs w:val="24"/>
           <w:highlight w:val="none"/>
         </w:rPr>
-        <w:t xml:space="preserve"> -I am afraid that these questions have no more time to be answered. I order each of you to recover your forces and retreat as soon as possible. You only have two solar days!</w:t>
+        <w:t xml:space="preserve"> -I am afraid that these questions have no more time to be answered. I order each of you to recover your forces and retreat as soon as possible. You only have five solar days!</w:t>
       </w:r>
       <w:r>
         <w:rPr>
@@ -985,6 +1012,7 @@
           <w:szCs w:val="24"/>
           <w:highlight w:val="none"/>
         </w:rPr>
+        <w:t xml:space="preserve">ven’t your forces intercepted this Ashary army before?</w:t>
       </w:r>
       <w:r>
         <w:rPr>
@@ -993,7 +1021,6 @@
           <w:szCs w:val="24"/>
           <w:highlight w:val="none"/>
         </w:rPr>
-        <w:t xml:space="preserve">ven’t your forces intercepted this Ashary army before?</w:t>
       </w:r>
       <w:r>
         <w:rPr>
@@ -1064,24 +1091,6 @@
           <w:highlight w:val="none"/>
         </w:rPr>
       </w:r>
-    </w:p>
-    <w:p>
-      <w:pPr>
-        <w:pBdr>
-          <w:top w:val="none" w:color="000000" w:sz="4" w:space="0"/>
-          <w:left w:val="none" w:color="000000" w:sz="4" w:space="0"/>
-          <w:bottom w:val="none" w:color="000000" w:sz="4" w:space="0"/>
-          <w:right w:val="none" w:color="000000" w:sz="4" w:space="0"/>
-        </w:pBdr>
-        <w:spacing/>
-        <w:ind w:right="0" w:firstLine="0" w:left="0"/>
-        <w:rPr>
-          <w:rFonts w:ascii="Calibri" w:hAnsi="Calibri" w:eastAsia="Calibri" w:cs="Calibri"/>
-          <w:sz w:val="24"/>
-          <w:szCs w:val="24"/>
-          <w:highlight w:val="none"/>
-        </w:rPr>
-      </w:pPr>
       <w:r>
         <w:rPr>
           <w:rFonts w:ascii="Calibri" w:hAnsi="Calibri" w:eastAsia="Calibri" w:cs="Calibri"/>
@@ -1090,6 +1099,24 @@
           <w:highlight w:val="none"/>
         </w:rPr>
       </w:r>
+    </w:p>
+    <w:p>
+      <w:pPr>
+        <w:pBdr>
+          <w:top w:val="none" w:color="000000" w:sz="4" w:space="0"/>
+          <w:left w:val="none" w:color="000000" w:sz="4" w:space="0"/>
+          <w:bottom w:val="none" w:color="000000" w:sz="4" w:space="0"/>
+          <w:right w:val="none" w:color="000000" w:sz="4" w:space="0"/>
+        </w:pBdr>
+        <w:spacing/>
+        <w:ind w:right="0" w:firstLine="0" w:left="0"/>
+        <w:rPr>
+          <w:rFonts w:ascii="Calibri" w:hAnsi="Calibri" w:eastAsia="Calibri" w:cs="Calibri"/>
+          <w:sz w:val="24"/>
+          <w:szCs w:val="24"/>
+          <w:highlight w:val="none"/>
+        </w:rPr>
+      </w:pPr>
       <w:r>
         <w:rPr>
           <w:rFonts w:ascii="Calibri" w:hAnsi="Calibri" w:eastAsia="Calibri" w:cs="Calibri"/>
@@ -1142,24 +1169,6 @@
           <w:highlight w:val="none"/>
         </w:rPr>
       </w:r>
-    </w:p>
-    <w:p>
-      <w:pPr>
-        <w:pBdr>
-          <w:top w:val="none" w:color="000000" w:sz="4" w:space="0"/>
-          <w:left w:val="none" w:color="000000" w:sz="4" w:space="0"/>
-          <w:bottom w:val="none" w:color="000000" w:sz="4" w:space="0"/>
-          <w:right w:val="none" w:color="000000" w:sz="4" w:space="0"/>
-        </w:pBdr>
-        <w:spacing/>
-        <w:ind w:right="0" w:firstLine="0" w:left="0"/>
-        <w:rPr>
-          <w:rFonts w:ascii="Calibri" w:hAnsi="Calibri" w:eastAsia="Calibri" w:cs="Calibri"/>
-          <w:sz w:val="24"/>
-          <w:szCs w:val="24"/>
-          <w:highlight w:val="none"/>
-        </w:rPr>
-      </w:pPr>
       <w:r>
         <w:rPr>
           <w:rFonts w:ascii="Calibri" w:hAnsi="Calibri" w:eastAsia="Calibri" w:cs="Calibri"/>
@@ -1168,6 +1177,24 @@
           <w:highlight w:val="none"/>
         </w:rPr>
       </w:r>
+    </w:p>
+    <w:p>
+      <w:pPr>
+        <w:pBdr>
+          <w:top w:val="none" w:color="000000" w:sz="4" w:space="0"/>
+          <w:left w:val="none" w:color="000000" w:sz="4" w:space="0"/>
+          <w:bottom w:val="none" w:color="000000" w:sz="4" w:space="0"/>
+          <w:right w:val="none" w:color="000000" w:sz="4" w:space="0"/>
+        </w:pBdr>
+        <w:spacing/>
+        <w:ind w:right="0" w:firstLine="0" w:left="0"/>
+        <w:rPr>
+          <w:rFonts w:ascii="Calibri" w:hAnsi="Calibri" w:eastAsia="Calibri" w:cs="Calibri"/>
+          <w:sz w:val="24"/>
+          <w:szCs w:val="24"/>
+          <w:highlight w:val="none"/>
+        </w:rPr>
+      </w:pPr>
       <w:r>
         <w:rPr>
           <w:rFonts w:ascii="Calibri" w:hAnsi="Calibri" w:eastAsia="Calibri" w:cs="Calibri"/>
@@ -1238,24 +1265,6 @@
           <w:highlight w:val="none"/>
         </w:rPr>
       </w:r>
-    </w:p>
-    <w:p>
-      <w:pPr>
-        <w:pBdr>
-          <w:top w:val="none" w:color="000000" w:sz="4" w:space="0"/>
-          <w:left w:val="none" w:color="000000" w:sz="4" w:space="0"/>
-          <w:bottom w:val="none" w:color="000000" w:sz="4" w:space="0"/>
-          <w:right w:val="none" w:color="000000" w:sz="4" w:space="0"/>
-        </w:pBdr>
-        <w:spacing/>
-        <w:ind w:right="0" w:firstLine="0" w:left="0"/>
-        <w:rPr>
-          <w:rFonts w:ascii="Calibri" w:hAnsi="Calibri" w:eastAsia="Calibri" w:cs="Calibri"/>
-          <w:sz w:val="24"/>
-          <w:szCs w:val="24"/>
-          <w:highlight w:val="none"/>
-        </w:rPr>
-      </w:pPr>
       <w:r>
         <w:rPr>
           <w:rFonts w:ascii="Calibri" w:hAnsi="Calibri" w:eastAsia="Calibri" w:cs="Calibri"/>
@@ -1264,6 +1273,24 @@
           <w:highlight w:val="none"/>
         </w:rPr>
       </w:r>
+    </w:p>
+    <w:p>
+      <w:pPr>
+        <w:pBdr>
+          <w:top w:val="none" w:color="000000" w:sz="4" w:space="0"/>
+          <w:left w:val="none" w:color="000000" w:sz="4" w:space="0"/>
+          <w:bottom w:val="none" w:color="000000" w:sz="4" w:space="0"/>
+          <w:right w:val="none" w:color="000000" w:sz="4" w:space="0"/>
+        </w:pBdr>
+        <w:spacing/>
+        <w:ind w:right="0" w:firstLine="0" w:left="0"/>
+        <w:rPr>
+          <w:rFonts w:ascii="Calibri" w:hAnsi="Calibri" w:eastAsia="Calibri" w:cs="Calibri"/>
+          <w:sz w:val="24"/>
+          <w:szCs w:val="24"/>
+          <w:highlight w:val="none"/>
+        </w:rPr>
+      </w:pPr>
       <w:r>
         <w:rPr>
           <w:rFonts w:ascii="Calibri" w:hAnsi="Calibri" w:eastAsia="Calibri" w:cs="Calibri"/>
@@ -1307,6 +1334,14 @@
           <w:highlight w:val="none"/>
         </w:rPr>
       </w:r>
+      <w:r>
+        <w:rPr>
+          <w:rFonts w:ascii="Calibri" w:hAnsi="Calibri" w:eastAsia="Calibri" w:cs="Calibri"/>
+          <w:sz w:val="24"/>
+          <w:szCs w:val="24"/>
+          <w:highlight w:val="none"/>
+        </w:rPr>
+      </w:r>
     </w:p>
     <w:p>
       <w:pPr>
@@ -1359,24 +1394,6 @@
           <w:highlight w:val="none"/>
         </w:rPr>
       </w:r>
-    </w:p>
-    <w:p>
-      <w:pPr>
-        <w:pBdr>
-          <w:top w:val="none" w:color="000000" w:sz="4" w:space="0"/>
-          <w:left w:val="none" w:color="000000" w:sz="4" w:space="0"/>
-          <w:bottom w:val="none" w:color="000000" w:sz="4" w:space="0"/>
-          <w:right w:val="none" w:color="000000" w:sz="4" w:space="0"/>
-        </w:pBdr>
-        <w:spacing/>
-        <w:ind w:right="0" w:firstLine="0" w:left="0"/>
-        <w:rPr>
-          <w:rFonts w:ascii="Calibri" w:hAnsi="Calibri" w:eastAsia="Calibri" w:cs="Calibri"/>
-          <w:sz w:val="24"/>
-          <w:szCs w:val="24"/>
-          <w:highlight w:val="none"/>
-        </w:rPr>
-      </w:pPr>
       <w:r>
         <w:rPr>
           <w:rFonts w:ascii="Calibri" w:hAnsi="Calibri" w:eastAsia="Calibri" w:cs="Calibri"/>
@@ -1385,6 +1402,24 @@
           <w:highlight w:val="none"/>
         </w:rPr>
       </w:r>
+    </w:p>
+    <w:p>
+      <w:pPr>
+        <w:pBdr>
+          <w:top w:val="none" w:color="000000" w:sz="4" w:space="0"/>
+          <w:left w:val="none" w:color="000000" w:sz="4" w:space="0"/>
+          <w:bottom w:val="none" w:color="000000" w:sz="4" w:space="0"/>
+          <w:right w:val="none" w:color="000000" w:sz="4" w:space="0"/>
+        </w:pBdr>
+        <w:spacing/>
+        <w:ind w:right="0" w:firstLine="0" w:left="0"/>
+        <w:rPr>
+          <w:rFonts w:ascii="Calibri" w:hAnsi="Calibri" w:eastAsia="Calibri" w:cs="Calibri"/>
+          <w:sz w:val="24"/>
+          <w:szCs w:val="24"/>
+          <w:highlight w:val="none"/>
+        </w:rPr>
+      </w:pPr>
       <w:r>
         <w:rPr>
           <w:rFonts w:ascii="Calibri" w:hAnsi="Calibri" w:eastAsia="Calibri" w:cs="Calibri"/>
@@ -1419,6 +1454,14 @@
           <w:highlight w:val="none"/>
         </w:rPr>
         <w:t xml:space="preserve"> -Don’t test me!</w:t>
+      </w:r>
+      <w:r>
+        <w:rPr>
+          <w:rFonts w:ascii="Calibri" w:hAnsi="Calibri" w:eastAsia="Calibri" w:cs="Calibri"/>
+          <w:sz w:val="24"/>
+          <w:szCs w:val="24"/>
+          <w:highlight w:val="none"/>
+        </w:rPr>
       </w:r>
       <w:r>
         <w:rPr>
